--- a/14种扫雷变体/O.docx
+++ b/14种扫雷变体/O.docx
@@ -5,7 +5,6 @@
     <w:p>
       <w:pPr>
         <w:rPr>
-          <w:rFonts w:hint="eastAsia"/>
           <w:lang w:eastAsia="zh-CN"/>
         </w:rPr>
       </w:pPr>
@@ -13,7 +12,19 @@
         <w:rPr>
           <w:rFonts w:hint="eastAsia"/>
         </w:rPr>
-        <w:t>考察雷被数字包住</w:t>
+        <w:t>考察雷被</w:t>
+      </w:r>
+      <w:r>
+        <w:rPr>
+          <w:rFonts w:hint="eastAsia"/>
+        </w:rPr>
+        <w:t>非雷</w:t>
+      </w:r>
+      <w:r>
+        <w:rPr>
+          <w:rFonts w:hint="eastAsia"/>
+        </w:rPr>
+        <w:t>包住</w:t>
       </w:r>
       <w:r>
         <w:rPr>
@@ -33,7 +44,19 @@
         <w:rPr>
           <w:rFonts w:hint="eastAsia"/>
         </w:rPr>
-        <w:t>，或数字被雷包住</w:t>
+        <w:t>，或</w:t>
+      </w:r>
+      <w:r>
+        <w:rPr>
+          <w:rFonts w:hint="eastAsia"/>
+        </w:rPr>
+        <w:t>非雷</w:t>
+      </w:r>
+      <w:r>
+        <w:rPr>
+          <w:rFonts w:hint="eastAsia"/>
+        </w:rPr>
+        <w:t>被雷包住</w:t>
       </w:r>
       <w:r>
         <w:rPr>

--- a/14种扫雷变体/O.docx
+++ b/14种扫雷变体/O.docx
@@ -24,7 +24,13 @@
         <w:rPr>
           <w:rFonts w:hint="eastAsia"/>
         </w:rPr>
-        <w:t>包住</w:t>
+        <w:t>困</w:t>
+      </w:r>
+      <w:r>
+        <w:rPr>
+          <w:rFonts w:hint="eastAsia"/>
+        </w:rPr>
+        <w:t>住</w:t>
       </w:r>
       <w:r>
         <w:rPr>
@@ -56,7 +62,19 @@
         <w:rPr>
           <w:rFonts w:hint="eastAsia"/>
         </w:rPr>
-        <w:t>被雷包住</w:t>
+        <w:t>被雷</w:t>
+      </w:r>
+      <w:r>
+        <w:rPr>
+          <w:rFonts w:hint="eastAsia"/>
+        </w:rPr>
+        <w:t>困</w:t>
+      </w:r>
+      <w:r>
+        <w:rPr>
+          <w:rFonts w:hint="eastAsia"/>
+        </w:rPr>
+        <w:t>住</w:t>
       </w:r>
       <w:r>
         <w:rPr>

--- a/14种扫雷变体/O.docx
+++ b/14种扫雷变体/O.docx
@@ -89,6 +89,102 @@
           <w:lang w:eastAsia="zh-CN"/>
         </w:rPr>
         <w:t>堵住</w:t>
+      </w:r>
+    </w:p>
+    <w:p>
+      <w:pPr>
+        <w:rPr>
+          <w:rFonts w:hint="eastAsia"/>
+          <w:lang w:eastAsia="zh-CN"/>
+        </w:rPr>
+      </w:pPr>
+      <w:r>
+        <w:rPr>
+          <w:lang w:eastAsia="zh-CN"/>
+        </w:rPr>
+        <w:t xml:space="preserve">e.g. </w:t>
+      </w:r>
+      <w:r>
+        <w:rPr>
+          <w:rFonts w:hint="eastAsia"/>
+          <w:lang w:eastAsia="zh-CN"/>
+        </w:rPr>
+        <w:t>下图中可以看出不管打勾格和</w:t>
+      </w:r>
+      <w:r>
+        <w:rPr>
+          <w:rFonts w:hint="eastAsia"/>
+          <w:lang w:eastAsia="zh-CN"/>
+        </w:rPr>
+        <w:t>3</w:t>
+      </w:r>
+      <w:r>
+        <w:rPr>
+          <w:rFonts w:hint="eastAsia"/>
+          <w:lang w:eastAsia="zh-CN"/>
+        </w:rPr>
+        <w:t>相连还是和</w:t>
+      </w:r>
+      <w:r>
+        <w:rPr>
+          <w:rFonts w:hint="eastAsia"/>
+          <w:lang w:eastAsia="zh-CN"/>
+        </w:rPr>
+        <w:t>2</w:t>
+      </w:r>
+      <w:r>
+        <w:rPr>
+          <w:rFonts w:hint="eastAsia"/>
+          <w:lang w:eastAsia="zh-CN"/>
+        </w:rPr>
+        <w:t>相连都会把上面的两个雷困住</w:t>
+      </w:r>
+    </w:p>
+    <w:p>
+      <w:pPr>
+        <w:rPr>
+          <w:lang w:eastAsia="zh-CN"/>
+        </w:rPr>
+      </w:pPr>
+      <w:r>
+        <w:rPr>
+          <w:lang w:eastAsia="zh-CN"/>
+        </w:rPr>
+        <w:drawing>
+          <wp:inline distT="0" distB="0" distL="0" distR="0" wp14:anchorId="30F7E159" wp14:editId="28C669CD">
+            <wp:extent cx="5274310" cy="4325620"/>
+            <wp:effectExtent l="0" t="0" r="2540" b="0"/>
+            <wp:docPr id="2137409338" name="图片 1"/>
+            <wp:cNvGraphicFramePr>
+              <a:graphicFrameLocks xmlns:a="http://schemas.openxmlformats.org/drawingml/2006/main" noChangeAspect="1"/>
+            </wp:cNvGraphicFramePr>
+            <a:graphic xmlns:a="http://schemas.openxmlformats.org/drawingml/2006/main">
+              <a:graphicData uri="http://schemas.openxmlformats.org/drawingml/2006/picture">
+                <pic:pic xmlns:pic="http://schemas.openxmlformats.org/drawingml/2006/picture">
+                  <pic:nvPicPr>
+                    <pic:cNvPr id="2137409338" name=""/>
+                    <pic:cNvPicPr/>
+                  </pic:nvPicPr>
+                  <pic:blipFill>
+                    <a:blip r:embed="rId4"/>
+                    <a:stretch>
+                      <a:fillRect/>
+                    </a:stretch>
+                  </pic:blipFill>
+                  <pic:spPr>
+                    <a:xfrm>
+                      <a:off x="0" y="0"/>
+                      <a:ext cx="5274310" cy="4325620"/>
+                    </a:xfrm>
+                    <a:prstGeom prst="rect">
+                      <a:avLst/>
+                    </a:prstGeom>
+                  </pic:spPr>
+                </pic:pic>
+              </a:graphicData>
+            </a:graphic>
+          </wp:inline>
+        </w:drawing>
       </w:r>
     </w:p>
     <w:sectPr>

--- a/14种扫雷变体/O.docx
+++ b/14种扫雷变体/O.docx
@@ -94,7 +94,6 @@
     <w:p>
       <w:pPr>
         <w:rPr>
-          <w:rFonts w:hint="eastAsia"/>
           <w:lang w:eastAsia="zh-CN"/>
         </w:rPr>
       </w:pPr>
@@ -148,6 +147,7 @@
       </w:pPr>
       <w:r>
         <w:rPr>
+          <w:noProof/>
           <w:lang w:eastAsia="zh-CN"/>
         </w:rPr>
         <w:drawing>
@@ -175,6 +175,125 @@
                     <a:xfrm>
                       <a:off x="0" y="0"/>
                       <a:ext cx="5274310" cy="4325620"/>
+                    </a:xfrm>
+                    <a:prstGeom prst="rect">
+                      <a:avLst/>
+                    </a:prstGeom>
+                  </pic:spPr>
+                </pic:pic>
+              </a:graphicData>
+            </a:graphic>
+          </wp:inline>
+        </w:drawing>
+      </w:r>
+    </w:p>
+    <w:p>
+      <w:pPr>
+        <w:rPr>
+          <w:lang w:eastAsia="zh-CN"/>
+        </w:rPr>
+      </w:pPr>
+    </w:p>
+    <w:p>
+      <w:pPr>
+        <w:rPr>
+          <w:lang w:eastAsia="zh-CN"/>
+        </w:rPr>
+      </w:pPr>
+      <w:r>
+        <w:rPr>
+          <w:rFonts w:hint="eastAsia"/>
+          <w:lang w:eastAsia="zh-CN"/>
+        </w:rPr>
+        <w:t xml:space="preserve">e.g. </w:t>
+      </w:r>
+      <w:r>
+        <w:rPr>
+          <w:rFonts w:hint="eastAsia"/>
+          <w:lang w:eastAsia="zh-CN"/>
+        </w:rPr>
+        <w:t>下图中如果和下面的</w:t>
+      </w:r>
+      <w:r>
+        <w:rPr>
+          <w:rFonts w:hint="eastAsia"/>
+          <w:lang w:eastAsia="zh-CN"/>
+        </w:rPr>
+        <w:t>2</w:t>
+      </w:r>
+      <w:r>
+        <w:rPr>
+          <w:rFonts w:hint="eastAsia"/>
+          <w:lang w:eastAsia="zh-CN"/>
+        </w:rPr>
+        <w:t>或</w:t>
+      </w:r>
+      <w:r>
+        <w:rPr>
+          <w:rFonts w:hint="eastAsia"/>
+          <w:lang w:eastAsia="zh-CN"/>
+        </w:rPr>
+        <w:t>3</w:t>
+      </w:r>
+      <w:r>
+        <w:rPr>
+          <w:rFonts w:hint="eastAsia"/>
+          <w:lang w:eastAsia="zh-CN"/>
+        </w:rPr>
+        <w:t>相连，就会把雷困住，如果和上面的</w:t>
+      </w:r>
+      <w:r>
+        <w:rPr>
+          <w:rFonts w:hint="eastAsia"/>
+          <w:lang w:eastAsia="zh-CN"/>
+        </w:rPr>
+        <w:t>2</w:t>
+      </w:r>
+      <w:r>
+        <w:rPr>
+          <w:rFonts w:hint="eastAsia"/>
+          <w:lang w:eastAsia="zh-CN"/>
+        </w:rPr>
+        <w:t>相连，左边就会被封住</w:t>
+      </w:r>
+    </w:p>
+    <w:p>
+      <w:pPr>
+        <w:rPr>
+          <w:rFonts w:hint="eastAsia"/>
+          <w:lang w:eastAsia="zh-CN"/>
+        </w:rPr>
+      </w:pPr>
+      <w:r>
+        <w:rPr>
+          <w:lang w:eastAsia="zh-CN"/>
+        </w:rPr>
+        <w:lastRenderedPageBreak/>
+        <w:drawing>
+          <wp:inline distT="0" distB="0" distL="0" distR="0" wp14:anchorId="0F1B8809" wp14:editId="7A1DD131">
+            <wp:extent cx="5274310" cy="4560570"/>
+            <wp:effectExtent l="0" t="0" r="2540" b="0"/>
+            <wp:docPr id="1688009428" name="图片 1"/>
+            <wp:cNvGraphicFramePr>
+              <a:graphicFrameLocks xmlns:a="http://schemas.openxmlformats.org/drawingml/2006/main" noChangeAspect="1"/>
+            </wp:cNvGraphicFramePr>
+            <a:graphic xmlns:a="http://schemas.openxmlformats.org/drawingml/2006/main">
+              <a:graphicData uri="http://schemas.openxmlformats.org/drawingml/2006/picture">
+                <pic:pic xmlns:pic="http://schemas.openxmlformats.org/drawingml/2006/picture">
+                  <pic:nvPicPr>
+                    <pic:cNvPr id="1688009428" name=""/>
+                    <pic:cNvPicPr/>
+                  </pic:nvPicPr>
+                  <pic:blipFill>
+                    <a:blip r:embed="rId5"/>
+                    <a:stretch>
+                      <a:fillRect/>
+                    </a:stretch>
+                  </pic:blipFill>
+                  <pic:spPr>
+                    <a:xfrm>
+                      <a:off x="0" y="0"/>
+                      <a:ext cx="5274310" cy="4560570"/>
                     </a:xfrm>
                     <a:prstGeom prst="rect">
                       <a:avLst/>

--- a/14种扫雷变体/O.docx
+++ b/14种扫雷变体/O.docx
@@ -260,12 +260,12 @@
     <w:p>
       <w:pPr>
         <w:rPr>
-          <w:rFonts w:hint="eastAsia"/>
           <w:lang w:eastAsia="zh-CN"/>
         </w:rPr>
       </w:pPr>
       <w:r>
         <w:rPr>
+          <w:noProof/>
           <w:lang w:eastAsia="zh-CN"/>
         </w:rPr>
         <w:lastRenderedPageBreak/>
@@ -304,6 +304,35 @@
             </a:graphic>
           </wp:inline>
         </w:drawing>
+      </w:r>
+    </w:p>
+    <w:p>
+      <w:pPr>
+        <w:rPr>
+          <w:lang w:eastAsia="zh-CN"/>
+        </w:rPr>
+      </w:pPr>
+    </w:p>
+    <w:p>
+      <w:pPr>
+        <w:rPr>
+          <w:rFonts w:hint="eastAsia"/>
+          <w:lang w:eastAsia="zh-CN"/>
+        </w:rPr>
+      </w:pPr>
+      <w:r>
+        <w:rPr>
+          <w:rFonts w:hint="eastAsia"/>
+          <w:lang w:eastAsia="zh-CN"/>
+        </w:rPr>
+        <w:t>换句话说，凡事要绕一圈才能连起来的，很可能是</w:t>
+      </w:r>
+      <w:r>
+        <w:rPr>
+          <w:rFonts w:hint="eastAsia"/>
+          <w:lang w:eastAsia="zh-CN"/>
+        </w:rPr>
+        <w:t>invalid</w:t>
       </w:r>
     </w:p>
     <w:sectPr>

--- a/14种扫雷变体/O.docx
+++ b/14种扫雷变体/O.docx
@@ -24,7 +24,7 @@
         <w:rPr>
           <w:rFonts w:hint="eastAsia"/>
         </w:rPr>
-        <w:t>困</w:t>
+        <w:t>围</w:t>
       </w:r>
       <w:r>
         <w:rPr>
@@ -68,7 +68,7 @@
         <w:rPr>
           <w:rFonts w:hint="eastAsia"/>
         </w:rPr>
-        <w:t>困</w:t>
+        <w:t>围</w:t>
       </w:r>
       <w:r>
         <w:rPr>
@@ -136,7 +136,21 @@
           <w:rFonts w:hint="eastAsia"/>
           <w:lang w:eastAsia="zh-CN"/>
         </w:rPr>
-        <w:t>相连都会把上面的两个雷困住</w:t>
+        <w:t>相连都会把上面的两个雷</w:t>
+      </w:r>
+      <w:r>
+        <w:rPr>
+          <w:rFonts w:hint="eastAsia"/>
+          <w:lang w:eastAsia="zh-CN"/>
+        </w:rPr>
+        <w:t>围</w:t>
+      </w:r>
+      <w:r>
+        <w:rPr>
+          <w:rFonts w:hint="eastAsia"/>
+          <w:lang w:eastAsia="zh-CN"/>
+        </w:rPr>
+        <w:t>住</w:t>
       </w:r>
     </w:p>
     <w:p>
@@ -240,7 +254,20 @@
           <w:rFonts w:hint="eastAsia"/>
           <w:lang w:eastAsia="zh-CN"/>
         </w:rPr>
-        <w:t>相连，就会把雷困住，如果和上面的</w:t>
+        <w:t>相连，就会把雷</w:t>
+      </w:r>
+      <w:r>
+        <w:rPr>
+          <w:rFonts w:hint="eastAsia"/>
+        </w:rPr>
+        <w:t>围</w:t>
+      </w:r>
+      <w:r>
+        <w:rPr>
+          <w:rFonts w:hint="eastAsia"/>
+          <w:lang w:eastAsia="zh-CN"/>
+        </w:rPr>
+        <w:t>住，如果和上面的</w:t>
       </w:r>
       <w:r>
         <w:rPr>
@@ -316,7 +343,6 @@
     <w:p>
       <w:pPr>
         <w:rPr>
-          <w:rFonts w:hint="eastAsia"/>
           <w:lang w:eastAsia="zh-CN"/>
         </w:rPr>
       </w:pPr>

--- a/14种扫雷变体/O.docx
+++ b/14种扫雷变体/O.docx
@@ -30,65 +30,31 @@
         <w:rPr>
           <w:rFonts w:hint="eastAsia"/>
         </w:rPr>
+        <w:t>住，或</w:t>
+      </w:r>
+      <w:r>
+        <w:rPr>
+          <w:rFonts w:hint="eastAsia"/>
+        </w:rPr>
+        <w:t>非雷</w:t>
+      </w:r>
+      <w:r>
+        <w:rPr>
+          <w:rFonts w:hint="eastAsia"/>
+        </w:rPr>
+        <w:t>被雷</w:t>
+      </w:r>
+      <w:r>
+        <w:rPr>
+          <w:rFonts w:hint="eastAsia"/>
+        </w:rPr>
+        <w:t>围</w:t>
+      </w:r>
+      <w:r>
+        <w:rPr>
+          <w:rFonts w:hint="eastAsia"/>
+        </w:rPr>
         <w:t>住</w:t>
-      </w:r>
-      <w:r>
-        <w:rPr>
-          <w:rFonts w:hint="eastAsia"/>
-          <w:lang w:eastAsia="zh-CN"/>
-        </w:rPr>
-        <w:t>/</w:t>
-      </w:r>
-      <w:r>
-        <w:rPr>
-          <w:rFonts w:hint="eastAsia"/>
-          <w:lang w:eastAsia="zh-CN"/>
-        </w:rPr>
-        <w:t>堵住</w:t>
-      </w:r>
-      <w:r>
-        <w:rPr>
-          <w:rFonts w:hint="eastAsia"/>
-        </w:rPr>
-        <w:t>，或</w:t>
-      </w:r>
-      <w:r>
-        <w:rPr>
-          <w:rFonts w:hint="eastAsia"/>
-        </w:rPr>
-        <w:t>非雷</w:t>
-      </w:r>
-      <w:r>
-        <w:rPr>
-          <w:rFonts w:hint="eastAsia"/>
-        </w:rPr>
-        <w:t>被雷</w:t>
-      </w:r>
-      <w:r>
-        <w:rPr>
-          <w:rFonts w:hint="eastAsia"/>
-        </w:rPr>
-        <w:t>围</w:t>
-      </w:r>
-      <w:r>
-        <w:rPr>
-          <w:rFonts w:hint="eastAsia"/>
-        </w:rPr>
-        <w:t>住</w:t>
-      </w:r>
-      <w:r>
-        <w:rPr>
-          <w:rFonts w:hint="eastAsia"/>
-          <w:lang w:eastAsia="zh-CN"/>
-        </w:rPr>
-        <w:t>/</w:t>
-      </w:r>
-      <w:r>
-        <w:rPr>
-          <w:rFonts w:hint="eastAsia"/>
-          <w:lang w:eastAsia="zh-CN"/>
-        </w:rPr>
-        <w:t>堵住</w:t>
       </w:r>
     </w:p>
     <w:p>

--- a/14种扫雷变体/O.docx
+++ b/14种扫雷变体/O.docx
@@ -317,7 +317,21 @@
           <w:rFonts w:hint="eastAsia"/>
           <w:lang w:eastAsia="zh-CN"/>
         </w:rPr>
-        <w:t>换句话说，凡事要绕一圈才能连起来的，很可能是</w:t>
+        <w:t>换句话说，</w:t>
+      </w:r>
+      <w:r>
+        <w:rPr>
+          <w:rFonts w:hint="eastAsia"/>
+          <w:lang w:eastAsia="zh-CN"/>
+        </w:rPr>
+        <w:t>凡是</w:t>
+      </w:r>
+      <w:r>
+        <w:rPr>
+          <w:rFonts w:hint="eastAsia"/>
+          <w:lang w:eastAsia="zh-CN"/>
+        </w:rPr>
+        <w:t>要绕一圈才能连起来的，很可能是</w:t>
       </w:r>
       <w:r>
         <w:rPr>

--- a/14种扫雷变体/O.docx
+++ b/14种扫雷变体/O.docx
@@ -4,61 +4,22 @@
   <w:body>
     <w:p>
       <w:pPr>
-        <w:rPr>
-          <w:lang w:eastAsia="zh-CN"/>
-        </w:rPr>
-      </w:pPr>
-      <w:r>
-        <w:rPr>
-          <w:rFonts w:hint="eastAsia"/>
-        </w:rPr>
-        <w:t>考察雷被</w:t>
-      </w:r>
-      <w:r>
-        <w:rPr>
-          <w:rFonts w:hint="eastAsia"/>
-        </w:rPr>
-        <w:t>非雷</w:t>
-      </w:r>
-      <w:r>
-        <w:rPr>
-          <w:rFonts w:hint="eastAsia"/>
-        </w:rPr>
-        <w:t>围</w:t>
-      </w:r>
-      <w:r>
-        <w:rPr>
-          <w:rFonts w:hint="eastAsia"/>
-        </w:rPr>
-        <w:t>住，或</w:t>
-      </w:r>
-      <w:r>
-        <w:rPr>
-          <w:rFonts w:hint="eastAsia"/>
-        </w:rPr>
-        <w:t>非雷</w:t>
-      </w:r>
-      <w:r>
-        <w:rPr>
-          <w:rFonts w:hint="eastAsia"/>
-        </w:rPr>
-        <w:t>被雷</w:t>
-      </w:r>
-      <w:r>
-        <w:rPr>
-          <w:rFonts w:hint="eastAsia"/>
-        </w:rPr>
-        <w:t>围</w:t>
-      </w:r>
-      <w:r>
-        <w:rPr>
-          <w:rFonts w:hint="eastAsia"/>
-        </w:rPr>
-        <w:t>住</w:t>
+        <w:pStyle w:val="a9"/>
+        <w:numPr>
+          <w:ilvl w:val="0"/>
+          <w:numId w:val="1"/>
+        </w:numPr>
+      </w:pPr>
+      <w:r>
+        <w:rPr>
+          <w:rFonts w:hint="eastAsia"/>
+        </w:rPr>
+        <w:t>考察雷被非雷围住，或非雷被雷围住</w:t>
       </w:r>
     </w:p>
     <w:p>
       <w:pPr>
+        <w:pStyle w:val="a9"/>
         <w:rPr>
           <w:lang w:eastAsia="zh-CN"/>
         </w:rPr>
@@ -102,25 +63,12 @@
           <w:rFonts w:hint="eastAsia"/>
           <w:lang w:eastAsia="zh-CN"/>
         </w:rPr>
-        <w:t>相连都会把上面的两个雷</w:t>
-      </w:r>
-      <w:r>
-        <w:rPr>
-          <w:rFonts w:hint="eastAsia"/>
-          <w:lang w:eastAsia="zh-CN"/>
-        </w:rPr>
-        <w:t>围</w:t>
-      </w:r>
-      <w:r>
-        <w:rPr>
-          <w:rFonts w:hint="eastAsia"/>
-          <w:lang w:eastAsia="zh-CN"/>
-        </w:rPr>
-        <w:t>住</w:t>
+        <w:t>相连都会把上面的两个雷围住</w:t>
       </w:r>
     </w:p>
     <w:p>
       <w:pPr>
+        <w:pStyle w:val="a9"/>
         <w:rPr>
           <w:lang w:eastAsia="zh-CN"/>
         </w:rPr>
@@ -131,7 +79,7 @@
           <w:lang w:eastAsia="zh-CN"/>
         </w:rPr>
         <w:drawing>
-          <wp:inline distT="0" distB="0" distL="0" distR="0" wp14:anchorId="30F7E159" wp14:editId="28C669CD">
+          <wp:inline distT="0" distB="0" distL="0" distR="0" wp14:anchorId="2836AB8F" wp14:editId="546053C1">
             <wp:extent cx="5274310" cy="4325620"/>
             <wp:effectExtent l="0" t="0" r="2540" b="0"/>
             <wp:docPr id="2137409338" name="图片 1"/>
@@ -146,7 +94,7 @@
                     <pic:cNvPicPr/>
                   </pic:nvPicPr>
                   <pic:blipFill>
-                    <a:blip r:embed="rId4"/>
+                    <a:blip r:embed="rId7"/>
                     <a:stretch>
                       <a:fillRect/>
                     </a:stretch>
@@ -169,6 +117,7 @@
     </w:p>
     <w:p>
       <w:pPr>
+        <w:pStyle w:val="a9"/>
         <w:rPr>
           <w:lang w:eastAsia="zh-CN"/>
         </w:rPr>
@@ -176,6 +125,7 @@
     </w:p>
     <w:p>
       <w:pPr>
+        <w:pStyle w:val="a9"/>
         <w:rPr>
           <w:lang w:eastAsia="zh-CN"/>
         </w:rPr>
@@ -252,6 +202,7 @@
     </w:p>
     <w:p>
       <w:pPr>
+        <w:pStyle w:val="a9"/>
         <w:rPr>
           <w:lang w:eastAsia="zh-CN"/>
         </w:rPr>
@@ -263,7 +214,7 @@
         </w:rPr>
         <w:lastRenderedPageBreak/>
         <w:drawing>
-          <wp:inline distT="0" distB="0" distL="0" distR="0" wp14:anchorId="0F1B8809" wp14:editId="7A1DD131">
+          <wp:inline distT="0" distB="0" distL="0" distR="0" wp14:anchorId="0E7A05E8" wp14:editId="7A41533E">
             <wp:extent cx="5274310" cy="4560570"/>
             <wp:effectExtent l="0" t="0" r="2540" b="0"/>
             <wp:docPr id="1688009428" name="图片 1"/>
@@ -278,7 +229,7 @@
                     <pic:cNvPicPr/>
                   </pic:nvPicPr>
                   <pic:blipFill>
-                    <a:blip r:embed="rId5"/>
+                    <a:blip r:embed="rId8"/>
                     <a:stretch>
                       <a:fillRect/>
                     </a:stretch>
@@ -301,6 +252,7 @@
     </w:p>
     <w:p>
       <w:pPr>
+        <w:pStyle w:val="a9"/>
         <w:rPr>
           <w:lang w:eastAsia="zh-CN"/>
         </w:rPr>
@@ -308,30 +260,17 @@
     </w:p>
     <w:p>
       <w:pPr>
-        <w:rPr>
-          <w:lang w:eastAsia="zh-CN"/>
-        </w:rPr>
-      </w:pPr>
-      <w:r>
-        <w:rPr>
-          <w:rFonts w:hint="eastAsia"/>
-          <w:lang w:eastAsia="zh-CN"/>
-        </w:rPr>
-        <w:t>换句话说，</w:t>
-      </w:r>
-      <w:r>
-        <w:rPr>
-          <w:rFonts w:hint="eastAsia"/>
-          <w:lang w:eastAsia="zh-CN"/>
-        </w:rPr>
-        <w:t>凡是</w:t>
-      </w:r>
-      <w:r>
-        <w:rPr>
-          <w:rFonts w:hint="eastAsia"/>
-          <w:lang w:eastAsia="zh-CN"/>
-        </w:rPr>
-        <w:t>要绕一圈才能连起来的，很可能是</w:t>
+        <w:pStyle w:val="a9"/>
+        <w:rPr>
+          <w:lang w:eastAsia="zh-CN"/>
+        </w:rPr>
+      </w:pPr>
+      <w:r>
+        <w:rPr>
+          <w:rFonts w:hint="eastAsia"/>
+          <w:lang w:eastAsia="zh-CN"/>
+        </w:rPr>
+        <w:t>换句话说，凡是要绕一圈才能连起来的，很可能是</w:t>
       </w:r>
       <w:r>
         <w:rPr>
@@ -340,6 +279,111 @@
         </w:rPr>
         <w:t>invalid</w:t>
       </w:r>
+    </w:p>
+    <w:p>
+      <w:pPr>
+        <w:pStyle w:val="a9"/>
+        <w:rPr>
+          <w:lang w:eastAsia="zh-CN"/>
+        </w:rPr>
+      </w:pPr>
+    </w:p>
+    <w:p>
+      <w:pPr>
+        <w:pStyle w:val="a9"/>
+        <w:numPr>
+          <w:ilvl w:val="0"/>
+          <w:numId w:val="1"/>
+        </w:numPr>
+        <w:rPr>
+          <w:rFonts w:hint="eastAsia"/>
+          <w:lang w:eastAsia="zh-CN"/>
+        </w:rPr>
+      </w:pPr>
+      <w:r>
+        <w:rPr>
+          <w:rFonts w:hint="eastAsia"/>
+          <w:lang w:eastAsia="zh-CN"/>
+        </w:rPr>
+        <w:t>考虑“墙”</w:t>
+      </w:r>
+    </w:p>
+    <w:p>
+      <w:pPr>
+        <w:pStyle w:val="a9"/>
+        <w:rPr>
+          <w:lang w:eastAsia="zh-CN"/>
+        </w:rPr>
+      </w:pPr>
+      <w:r>
+        <w:rPr>
+          <w:rFonts w:hint="eastAsia"/>
+          <w:lang w:eastAsia="zh-CN"/>
+        </w:rPr>
+        <w:t xml:space="preserve">e.g. </w:t>
+      </w:r>
+      <w:r>
+        <w:rPr>
+          <w:rFonts w:hint="eastAsia"/>
+          <w:lang w:eastAsia="zh-CN"/>
+        </w:rPr>
+        <w:t>下图中为了连通，往下一格一定不是雷</w:t>
+      </w:r>
+    </w:p>
+    <w:p>
+      <w:pPr>
+        <w:pStyle w:val="a9"/>
+        <w:rPr>
+          <w:rFonts w:hint="eastAsia"/>
+          <w:lang w:eastAsia="zh-CN"/>
+        </w:rPr>
+      </w:pPr>
+      <w:r>
+        <w:rPr>
+          <w:lang w:eastAsia="zh-CN"/>
+        </w:rPr>
+        <w:lastRenderedPageBreak/>
+        <w:drawing>
+          <wp:inline distT="0" distB="0" distL="0" distR="0" wp14:anchorId="3A222A4E" wp14:editId="721849DB">
+            <wp:extent cx="4772483" cy="4467954"/>
+            <wp:effectExtent l="0" t="0" r="9525" b="8890"/>
+            <wp:docPr id="121993125" name="图片 1"/>
+            <wp:cNvGraphicFramePr>
+              <a:graphicFrameLocks xmlns:a="http://schemas.openxmlformats.org/drawingml/2006/main" noChangeAspect="1"/>
+            </wp:cNvGraphicFramePr>
+            <a:graphic xmlns:a="http://schemas.openxmlformats.org/drawingml/2006/main">
+              <a:graphicData uri="http://schemas.openxmlformats.org/drawingml/2006/picture">
+                <pic:pic xmlns:pic="http://schemas.openxmlformats.org/drawingml/2006/picture">
+                  <pic:nvPicPr>
+                    <pic:cNvPr id="121993125" name=""/>
+                    <pic:cNvPicPr/>
+                  </pic:nvPicPr>
+                  <pic:blipFill>
+                    <a:blip r:embed="rId9"/>
+                    <a:stretch>
+                      <a:fillRect/>
+                    </a:stretch>
+                  </pic:blipFill>
+                  <pic:spPr>
+                    <a:xfrm>
+                      <a:off x="0" y="0"/>
+                      <a:ext cx="4775193" cy="4470491"/>
+                    </a:xfrm>
+                    <a:prstGeom prst="rect">
+                      <a:avLst/>
+                    </a:prstGeom>
+                  </pic:spPr>
+                </pic:pic>
+              </a:graphicData>
+            </a:graphic>
+          </wp:inline>
+        </w:drawing>
+      </w:r>
+    </w:p>
+    <w:p>
+      <w:pPr>
+        <w:pStyle w:val="a9"/>
+      </w:pPr>
     </w:p>
     <w:sectPr>
       <w:pgSz w:w="11906" w:h="16838"/>
@@ -349,6 +393,141 @@
     </w:sectPr>
   </w:body>
 </w:document>
+</file>
+
+<file path=word/endnotes.xml><?xml version="1.0" encoding="utf-8"?>
+<w:endnotes xmlns:wpc="http://schemas.microsoft.com/office/word/2010/wordprocessingCanvas" xmlns:cx="http://schemas.microsoft.com/office/drawing/2014/chartex" xmlns:cx1="http://schemas.microsoft.com/office/drawing/2015/9/8/chartex" xmlns:cx2="http://schemas.microsoft.com/office/drawing/2015/10/21/chartex" xmlns:cx3="http://schemas.microsoft.com/office/drawing/2016/5/9/chartex" xmlns:cx4="http://schemas.microsoft.com/office/drawing/2016/5/10/chartex" xmlns:cx5="http://schemas.microsoft.com/office/drawing/2016/5/11/chartex" xmlns:cx6="http://schemas.microsoft.com/office/drawing/2016/5/12/chartex" xmlns:cx7="http://schemas.microsoft.com/office/drawing/2016/5/13/chartex" xmlns:cx8="http://schemas.microsoft.com/office/drawing/2016/5/14/chartex" xmlns:mc="http://schemas.openxmlformats.org/markup-compatibility/2006" xmlns:aink="http://schemas.microsoft.com/office/drawing/2016/ink" xmlns:am3d="http://schemas.microsoft.com/office/drawing/2017/model3d" xmlns:o="urn:schemas-microsoft-com:office:office" xmlns:oel="http://schemas.microsoft.com/office/2019/extlst" xmlns:r="http://schemas.openxmlformats.org/officeDocument/2006/relationships" xmlns:m="http://schemas.openxmlformats.org/officeDocument/2006/math" xmlns:v="urn:schemas-microsoft-com:vml" xmlns:wp14="http://schemas.microsoft.com/office/word/2010/wordprocessingDrawing" xmlns:wp="http://schemas.openxmlformats.org/drawingml/2006/wordprocessingDrawing" xmlns:w10="urn:schemas-microsoft-com:office:word" xmlns:w="http://schemas.openxmlformats.org/wordprocessingml/2006/main" xmlns:w14="http://schemas.microsoft.com/office/word/2010/wordml" xmlns:w15="http://schemas.microsoft.com/office/word/2012/wordml" xmlns:w16cei="http://schemas.microsoft.com/office/word/2026/wordml/cei" xmlns:w16cex="http://schemas.microsoft.com/office/word/2018/wordml/cex" xmlns:w16cid="http://schemas.microsoft.com/office/word/2016/wordml/cid" xmlns:w16="http://schemas.microsoft.com/office/word/2018/wordml" xmlns:w16du="http://schemas.microsoft.com/office/word/2023/wordml/word16du" xmlns:w16sdtdh="http://schemas.microsoft.com/office/word/2020/wordml/sdtdatahash" xmlns:w16sdtfl="http://schemas.microsoft.com/office/word/2024/wordml/sdtformatlock" xmlns:w16se="http://schemas.microsoft.com/office/word/2015/wordml/symex" xmlns:wpg="http://schemas.microsoft.com/office/word/2010/wordprocessingGroup" xmlns:wpi="http://schemas.microsoft.com/office/word/2010/wordprocessingInk" xmlns:wne="http://schemas.microsoft.com/office/word/2006/wordml" xmlns:wps="http://schemas.microsoft.com/office/word/2010/wordprocessingShape" mc:Ignorable="w14 w15 w16se w16cid w16 w16cex w16sdtdh w16sdtfl w16du wp14">
+  <w:endnote w:type="separator" w:id="-1">
+    <w:p>
+      <w:r>
+        <w:separator/>
+      </w:r>
+    </w:p>
+  </w:endnote>
+  <w:endnote w:type="continuationSeparator" w:id="0">
+    <w:p>
+      <w:r>
+        <w:continuationSeparator/>
+      </w:r>
+    </w:p>
+  </w:endnote>
+</w:endnotes>
+</file>
+
+<file path=word/footnotes.xml><?xml version="1.0" encoding="utf-8"?>
+<w:footnotes xmlns:wpc="http://schemas.microsoft.com/office/word/2010/wordprocessingCanvas" xmlns:cx="http://schemas.microsoft.com/office/drawing/2014/chartex" xmlns:cx1="http://schemas.microsoft.com/office/drawing/2015/9/8/chartex" xmlns:cx2="http://schemas.microsoft.com/office/drawing/2015/10/21/chartex" xmlns:cx3="http://schemas.microsoft.com/office/drawing/2016/5/9/chartex" xmlns:cx4="http://schemas.microsoft.com/office/drawing/2016/5/10/chartex" xmlns:cx5="http://schemas.microsoft.com/office/drawing/2016/5/11/chartex" xmlns:cx6="http://schemas.microsoft.com/office/drawing/2016/5/12/chartex" xmlns:cx7="http://schemas.microsoft.com/office/drawing/2016/5/13/chartex" xmlns:cx8="http://schemas.microsoft.com/office/drawing/2016/5/14/chartex" xmlns:mc="http://schemas.openxmlformats.org/markup-compatibility/2006" xmlns:aink="http://schemas.microsoft.com/office/drawing/2016/ink" xmlns:am3d="http://schemas.microsoft.com/office/drawing/2017/model3d" xmlns:o="urn:schemas-microsoft-com:office:office" xmlns:oel="http://schemas.microsoft.com/office/2019/extlst" xmlns:r="http://schemas.openxmlformats.org/officeDocument/2006/relationships" xmlns:m="http://schemas.openxmlformats.org/officeDocument/2006/math" xmlns:v="urn:schemas-microsoft-com:vml" xmlns:wp14="http://schemas.microsoft.com/office/word/2010/wordprocessingDrawing" xmlns:wp="http://schemas.openxmlformats.org/drawingml/2006/wordprocessingDrawing" xmlns:w10="urn:schemas-microsoft-com:office:word" xmlns:w="http://schemas.openxmlformats.org/wordprocessingml/2006/main" xmlns:w14="http://schemas.microsoft.com/office/word/2010/wordml" xmlns:w15="http://schemas.microsoft.com/office/word/2012/wordml" xmlns:w16cei="http://schemas.microsoft.com/office/word/2026/wordml/cei" xmlns:w16cex="http://schemas.microsoft.com/office/word/2018/wordml/cex" xmlns:w16cid="http://schemas.microsoft.com/office/word/2016/wordml/cid" xmlns:w16="http://schemas.microsoft.com/office/word/2018/wordml" xmlns:w16du="http://schemas.microsoft.com/office/word/2023/wordml/word16du" xmlns:w16sdtdh="http://schemas.microsoft.com/office/word/2020/wordml/sdtdatahash" xmlns:w16sdtfl="http://schemas.microsoft.com/office/word/2024/wordml/sdtformatlock" xmlns:w16se="http://schemas.microsoft.com/office/word/2015/wordml/symex" xmlns:wpg="http://schemas.microsoft.com/office/word/2010/wordprocessingGroup" xmlns:wpi="http://schemas.microsoft.com/office/word/2010/wordprocessingInk" xmlns:wne="http://schemas.microsoft.com/office/word/2006/wordml" xmlns:wps="http://schemas.microsoft.com/office/word/2010/wordprocessingShape" mc:Ignorable="w14 w15 w16se w16cid w16 w16cex w16sdtdh w16sdtfl w16du wp14">
+  <w:footnote w:type="separator" w:id="-1">
+    <w:p>
+      <w:r>
+        <w:separator/>
+      </w:r>
+    </w:p>
+  </w:footnote>
+  <w:footnote w:type="continuationSeparator" w:id="0">
+    <w:p>
+      <w:r>
+        <w:continuationSeparator/>
+      </w:r>
+    </w:p>
+  </w:footnote>
+</w:footnotes>
+</file>
+
+<file path=word/numbering.xml><?xml version="1.0" encoding="utf-8"?>
+<w:numbering xmlns:wpc="http://schemas.microsoft.com/office/word/2010/wordprocessingCanvas" xmlns:cx="http://schemas.microsoft.com/office/drawing/2014/chartex" xmlns:cx1="http://schemas.microsoft.com/office/drawing/2015/9/8/chartex" xmlns:cx2="http://schemas.microsoft.com/office/drawing/2015/10/21/chartex" xmlns:cx3="http://schemas.microsoft.com/office/drawing/2016/5/9/chartex" xmlns:cx4="http://schemas.microsoft.com/office/drawing/2016/5/10/chartex" xmlns:cx5="http://schemas.microsoft.com/office/drawing/2016/5/11/chartex" xmlns:cx6="http://schemas.microsoft.com/office/drawing/2016/5/12/chartex" xmlns:cx7="http://schemas.microsoft.com/office/drawing/2016/5/13/chartex" xmlns:cx8="http://schemas.microsoft.com/office/drawing/2016/5/14/chartex" xmlns:mc="http://schemas.openxmlformats.org/markup-compatibility/2006" xmlns:aink="http://schemas.microsoft.com/office/drawing/2016/ink" xmlns:am3d="http://schemas.microsoft.com/office/drawing/2017/model3d" xmlns:o="urn:schemas-microsoft-com:office:office" xmlns:oel="http://schemas.microsoft.com/office/2019/extlst" xmlns:r="http://schemas.openxmlformats.org/officeDocument/2006/relationships" xmlns:m="http://schemas.openxmlformats.org/officeDocument/2006/math" xmlns:v="urn:schemas-microsoft-com:vml" xmlns:wp14="http://schemas.microsoft.com/office/word/2010/wordprocessingDrawing" xmlns:wp="http://schemas.openxmlformats.org/drawingml/2006/wordprocessingDrawing" xmlns:w10="urn:schemas-microsoft-com:office:word" xmlns:w="http://schemas.openxmlformats.org/wordprocessingml/2006/main" xmlns:w14="http://schemas.microsoft.com/office/word/2010/wordml" xmlns:w15="http://schemas.microsoft.com/office/word/2012/wordml" xmlns:w16cei="http://schemas.microsoft.com/office/word/2026/wordml/cei" xmlns:w16cex="http://schemas.microsoft.com/office/word/2018/wordml/cex" xmlns:w16cid="http://schemas.microsoft.com/office/word/2016/wordml/cid" xmlns:w16="http://schemas.microsoft.com/office/word/2018/wordml" xmlns:w16du="http://schemas.microsoft.com/office/word/2023/wordml/word16du" xmlns:w16sdtdh="http://schemas.microsoft.com/office/word/2020/wordml/sdtdatahash" xmlns:w16sdtfl="http://schemas.microsoft.com/office/word/2024/wordml/sdtformatlock" xmlns:w16se="http://schemas.microsoft.com/office/word/2015/wordml/symex" xmlns:wpg="http://schemas.microsoft.com/office/word/2010/wordprocessingGroup" xmlns:wpi="http://schemas.microsoft.com/office/word/2010/wordprocessingInk" xmlns:wne="http://schemas.microsoft.com/office/word/2006/wordml" xmlns:wps="http://schemas.microsoft.com/office/word/2010/wordprocessingShape" mc:Ignorable="w14 w15 w16se w16cid w16 w16cex w16sdtdh w16sdtfl w16du wp14">
+  <w:abstractNum w:abstractNumId="0" w15:restartNumberingAfterBreak="0">
+    <w:nsid w:val="16E800BF"/>
+    <w:multiLevelType w:val="hybridMultilevel"/>
+    <w:tmpl w:val="8294E87E"/>
+    <w:lvl w:ilvl="0" w:tplc="0409000F">
+      <w:start w:val="1"/>
+      <w:numFmt w:val="decimal"/>
+      <w:lvlText w:val="%1."/>
+      <w:lvlJc w:val="left"/>
+      <w:pPr>
+        <w:ind w:left="720" w:hanging="360"/>
+      </w:pPr>
+      <w:rPr>
+        <w:rFonts w:hint="default"/>
+      </w:rPr>
+    </w:lvl>
+    <w:lvl w:ilvl="1" w:tplc="04090019" w:tentative="1">
+      <w:start w:val="1"/>
+      <w:numFmt w:val="lowerLetter"/>
+      <w:lvlText w:val="%2."/>
+      <w:lvlJc w:val="left"/>
+      <w:pPr>
+        <w:ind w:left="1440" w:hanging="360"/>
+      </w:pPr>
+    </w:lvl>
+    <w:lvl w:ilvl="2" w:tplc="0409001B" w:tentative="1">
+      <w:start w:val="1"/>
+      <w:numFmt w:val="lowerRoman"/>
+      <w:lvlText w:val="%3."/>
+      <w:lvlJc w:val="right"/>
+      <w:pPr>
+        <w:ind w:left="2160" w:hanging="180"/>
+      </w:pPr>
+    </w:lvl>
+    <w:lvl w:ilvl="3" w:tplc="0409000F" w:tentative="1">
+      <w:start w:val="1"/>
+      <w:numFmt w:val="decimal"/>
+      <w:lvlText w:val="%4."/>
+      <w:lvlJc w:val="left"/>
+      <w:pPr>
+        <w:ind w:left="2880" w:hanging="360"/>
+      </w:pPr>
+    </w:lvl>
+    <w:lvl w:ilvl="4" w:tplc="04090019" w:tentative="1">
+      <w:start w:val="1"/>
+      <w:numFmt w:val="lowerLetter"/>
+      <w:lvlText w:val="%5."/>
+      <w:lvlJc w:val="left"/>
+      <w:pPr>
+        <w:ind w:left="3600" w:hanging="360"/>
+      </w:pPr>
+    </w:lvl>
+    <w:lvl w:ilvl="5" w:tplc="0409001B" w:tentative="1">
+      <w:start w:val="1"/>
+      <w:numFmt w:val="lowerRoman"/>
+      <w:lvlText w:val="%6."/>
+      <w:lvlJc w:val="right"/>
+      <w:pPr>
+        <w:ind w:left="4320" w:hanging="180"/>
+      </w:pPr>
+    </w:lvl>
+    <w:lvl w:ilvl="6" w:tplc="0409000F" w:tentative="1">
+      <w:start w:val="1"/>
+      <w:numFmt w:val="decimal"/>
+      <w:lvlText w:val="%7."/>
+      <w:lvlJc w:val="left"/>
+      <w:pPr>
+        <w:ind w:left="5040" w:hanging="360"/>
+      </w:pPr>
+    </w:lvl>
+    <w:lvl w:ilvl="7" w:tplc="04090019" w:tentative="1">
+      <w:start w:val="1"/>
+      <w:numFmt w:val="lowerLetter"/>
+      <w:lvlText w:val="%8."/>
+      <w:lvlJc w:val="left"/>
+      <w:pPr>
+        <w:ind w:left="5760" w:hanging="360"/>
+      </w:pPr>
+    </w:lvl>
+    <w:lvl w:ilvl="8" w:tplc="0409001B" w:tentative="1">
+      <w:start w:val="1"/>
+      <w:numFmt w:val="lowerRoman"/>
+      <w:lvlText w:val="%9."/>
+      <w:lvlJc w:val="right"/>
+      <w:pPr>
+        <w:ind w:left="6480" w:hanging="180"/>
+      </w:pPr>
+    </w:lvl>
+  </w:abstractNum>
+  <w:num w:numId="1" w16cid:durableId="1362364047">
+    <w:abstractNumId w:val="0"/>
+  </w:num>
+</w:numbering>
 </file>
 
 <file path=word/styles.xml><?xml version="1.0" encoding="utf-8"?>
@@ -747,6 +926,7 @@
   <w:style w:type="paragraph" w:default="1" w:styleId="a">
     <w:name w:val="Normal"/>
     <w:qFormat/>
+    <w:rsid w:val="00C55888"/>
     <w:pPr>
       <w:widowControl w:val="0"/>
       <w:jc w:val="both"/>
@@ -759,7 +939,7 @@
     <w:link w:val="10"/>
     <w:uiPriority w:val="9"/>
     <w:qFormat/>
-    <w:rsid w:val="004E791C"/>
+    <w:rsid w:val="00C952D3"/>
     <w:pPr>
       <w:keepNext/>
       <w:keepLines/>
@@ -782,7 +962,7 @@
     <w:semiHidden/>
     <w:unhideWhenUsed/>
     <w:qFormat/>
-    <w:rsid w:val="004E791C"/>
+    <w:rsid w:val="00C952D3"/>
     <w:pPr>
       <w:keepNext/>
       <w:keepLines/>
@@ -805,7 +985,7 @@
     <w:semiHidden/>
     <w:unhideWhenUsed/>
     <w:qFormat/>
-    <w:rsid w:val="004E791C"/>
+    <w:rsid w:val="00C952D3"/>
     <w:pPr>
       <w:keepNext/>
       <w:keepLines/>
@@ -828,7 +1008,7 @@
     <w:semiHidden/>
     <w:unhideWhenUsed/>
     <w:qFormat/>
-    <w:rsid w:val="004E791C"/>
+    <w:rsid w:val="00C952D3"/>
     <w:pPr>
       <w:keepNext/>
       <w:keepLines/>
@@ -851,7 +1031,7 @@
     <w:semiHidden/>
     <w:unhideWhenUsed/>
     <w:qFormat/>
-    <w:rsid w:val="004E791C"/>
+    <w:rsid w:val="00C952D3"/>
     <w:pPr>
       <w:keepNext/>
       <w:keepLines/>
@@ -872,7 +1052,7 @@
     <w:semiHidden/>
     <w:unhideWhenUsed/>
     <w:qFormat/>
-    <w:rsid w:val="004E791C"/>
+    <w:rsid w:val="00C952D3"/>
     <w:pPr>
       <w:keepNext/>
       <w:keepLines/>
@@ -893,7 +1073,7 @@
     <w:semiHidden/>
     <w:unhideWhenUsed/>
     <w:qFormat/>
-    <w:rsid w:val="004E791C"/>
+    <w:rsid w:val="00C952D3"/>
     <w:pPr>
       <w:keepNext/>
       <w:keepLines/>
@@ -914,7 +1094,7 @@
     <w:semiHidden/>
     <w:unhideWhenUsed/>
     <w:qFormat/>
-    <w:rsid w:val="004E791C"/>
+    <w:rsid w:val="00C952D3"/>
     <w:pPr>
       <w:keepNext/>
       <w:keepLines/>
@@ -934,7 +1114,7 @@
     <w:semiHidden/>
     <w:unhideWhenUsed/>
     <w:qFormat/>
-    <w:rsid w:val="004E791C"/>
+    <w:rsid w:val="00C952D3"/>
     <w:pPr>
       <w:keepNext/>
       <w:keepLines/>
@@ -977,7 +1157,7 @@
     <w:basedOn w:val="a0"/>
     <w:link w:val="1"/>
     <w:uiPriority w:val="9"/>
-    <w:rsid w:val="004E791C"/>
+    <w:rsid w:val="00C952D3"/>
     <w:rPr>
       <w:rFonts w:asciiTheme="majorHAnsi" w:eastAsiaTheme="majorEastAsia" w:hAnsiTheme="majorHAnsi" w:cstheme="majorBidi"/>
       <w:color w:val="2F5496" w:themeColor="accent1" w:themeShade="BF"/>
@@ -991,7 +1171,7 @@
     <w:link w:val="2"/>
     <w:uiPriority w:val="9"/>
     <w:semiHidden/>
-    <w:rsid w:val="004E791C"/>
+    <w:rsid w:val="00C952D3"/>
     <w:rPr>
       <w:rFonts w:asciiTheme="majorHAnsi" w:eastAsiaTheme="majorEastAsia" w:hAnsiTheme="majorHAnsi" w:cstheme="majorBidi"/>
       <w:color w:val="2F5496" w:themeColor="accent1" w:themeShade="BF"/>
@@ -1005,7 +1185,7 @@
     <w:link w:val="3"/>
     <w:uiPriority w:val="9"/>
     <w:semiHidden/>
-    <w:rsid w:val="004E791C"/>
+    <w:rsid w:val="00C952D3"/>
     <w:rPr>
       <w:rFonts w:asciiTheme="majorHAnsi" w:eastAsiaTheme="majorEastAsia" w:hAnsiTheme="majorHAnsi" w:cstheme="majorBidi"/>
       <w:color w:val="2F5496" w:themeColor="accent1" w:themeShade="BF"/>
@@ -1019,7 +1199,7 @@
     <w:link w:val="4"/>
     <w:uiPriority w:val="9"/>
     <w:semiHidden/>
-    <w:rsid w:val="004E791C"/>
+    <w:rsid w:val="00C952D3"/>
     <w:rPr>
       <w:rFonts w:eastAsiaTheme="majorEastAsia" w:cstheme="majorBidi"/>
       <w:i/>
@@ -1033,7 +1213,7 @@
     <w:link w:val="5"/>
     <w:uiPriority w:val="9"/>
     <w:semiHidden/>
-    <w:rsid w:val="004E791C"/>
+    <w:rsid w:val="00C952D3"/>
     <w:rPr>
       <w:rFonts w:eastAsiaTheme="majorEastAsia" w:cstheme="majorBidi"/>
       <w:color w:val="2F5496" w:themeColor="accent1" w:themeShade="BF"/>
@@ -1045,7 +1225,7 @@
     <w:link w:val="6"/>
     <w:uiPriority w:val="9"/>
     <w:semiHidden/>
-    <w:rsid w:val="004E791C"/>
+    <w:rsid w:val="00C952D3"/>
     <w:rPr>
       <w:rFonts w:eastAsiaTheme="majorEastAsia" w:cstheme="majorBidi"/>
       <w:color w:val="595959" w:themeColor="text1" w:themeTint="A6"/>
@@ -1057,7 +1237,7 @@
     <w:link w:val="7"/>
     <w:uiPriority w:val="9"/>
     <w:semiHidden/>
-    <w:rsid w:val="004E791C"/>
+    <w:rsid w:val="00C952D3"/>
     <w:rPr>
       <w:rFonts w:eastAsiaTheme="majorEastAsia" w:cstheme="majorBidi"/>
       <w:color w:val="595959" w:themeColor="text1" w:themeTint="A6"/>
@@ -1069,7 +1249,7 @@
     <w:link w:val="8"/>
     <w:uiPriority w:val="9"/>
     <w:semiHidden/>
-    <w:rsid w:val="004E791C"/>
+    <w:rsid w:val="00C952D3"/>
     <w:rPr>
       <w:rFonts w:eastAsiaTheme="majorEastAsia" w:cstheme="majorBidi"/>
       <w:color w:val="272727" w:themeColor="text1" w:themeTint="D8"/>
@@ -1081,7 +1261,7 @@
     <w:link w:val="9"/>
     <w:uiPriority w:val="9"/>
     <w:semiHidden/>
-    <w:rsid w:val="004E791C"/>
+    <w:rsid w:val="00C952D3"/>
     <w:rPr>
       <w:rFonts w:eastAsiaTheme="majorEastAsia" w:cstheme="majorBidi"/>
       <w:color w:val="272727" w:themeColor="text1" w:themeTint="D8"/>
@@ -1094,7 +1274,7 @@
     <w:link w:val="a4"/>
     <w:uiPriority w:val="10"/>
     <w:qFormat/>
-    <w:rsid w:val="004E791C"/>
+    <w:rsid w:val="00C952D3"/>
     <w:pPr>
       <w:spacing w:after="80"/>
       <w:contextualSpacing/>
@@ -1113,7 +1293,7 @@
     <w:basedOn w:val="a0"/>
     <w:link w:val="a3"/>
     <w:uiPriority w:val="10"/>
-    <w:rsid w:val="004E791C"/>
+    <w:rsid w:val="00C952D3"/>
     <w:rPr>
       <w:rFonts w:asciiTheme="majorHAnsi" w:eastAsiaTheme="majorEastAsia" w:hAnsiTheme="majorHAnsi" w:cstheme="majorBidi"/>
       <w:spacing w:val="-10"/>
@@ -1129,7 +1309,7 @@
     <w:link w:val="a6"/>
     <w:uiPriority w:val="11"/>
     <w:qFormat/>
-    <w:rsid w:val="004E791C"/>
+    <w:rsid w:val="00C952D3"/>
     <w:pPr>
       <w:numPr>
         <w:ilvl w:val="1"/>
@@ -1150,7 +1330,7 @@
     <w:basedOn w:val="a0"/>
     <w:link w:val="a5"/>
     <w:uiPriority w:val="11"/>
-    <w:rsid w:val="004E791C"/>
+    <w:rsid w:val="00C952D3"/>
     <w:rPr>
       <w:rFonts w:asciiTheme="majorHAnsi" w:eastAsiaTheme="majorEastAsia" w:hAnsiTheme="majorHAnsi" w:cstheme="majorBidi"/>
       <w:color w:val="595959" w:themeColor="text1" w:themeTint="A6"/>
@@ -1166,7 +1346,7 @@
     <w:link w:val="a8"/>
     <w:uiPriority w:val="29"/>
     <w:qFormat/>
-    <w:rsid w:val="004E791C"/>
+    <w:rsid w:val="00C952D3"/>
     <w:pPr>
       <w:spacing w:before="160" w:after="160"/>
       <w:jc w:val="center"/>
@@ -1182,7 +1362,7 @@
     <w:basedOn w:val="a0"/>
     <w:link w:val="a7"/>
     <w:uiPriority w:val="29"/>
-    <w:rsid w:val="004E791C"/>
+    <w:rsid w:val="00C952D3"/>
     <w:rPr>
       <w:i/>
       <w:iCs/>
@@ -1194,7 +1374,7 @@
     <w:basedOn w:val="a"/>
     <w:uiPriority w:val="34"/>
     <w:qFormat/>
-    <w:rsid w:val="004E791C"/>
+    <w:rsid w:val="00C952D3"/>
     <w:pPr>
       <w:ind w:left="720"/>
       <w:contextualSpacing/>
@@ -1205,7 +1385,7 @@
     <w:basedOn w:val="a0"/>
     <w:uiPriority w:val="21"/>
     <w:qFormat/>
-    <w:rsid w:val="004E791C"/>
+    <w:rsid w:val="00C952D3"/>
     <w:rPr>
       <w:i/>
       <w:iCs/>
@@ -1219,7 +1399,7 @@
     <w:link w:val="ac"/>
     <w:uiPriority w:val="30"/>
     <w:qFormat/>
-    <w:rsid w:val="004E791C"/>
+    <w:rsid w:val="00C952D3"/>
     <w:pPr>
       <w:pBdr>
         <w:top w:val="single" w:sz="4" w:space="10" w:color="2F5496" w:themeColor="accent1" w:themeShade="BF"/>
@@ -1240,7 +1420,7 @@
     <w:basedOn w:val="a0"/>
     <w:link w:val="ab"/>
     <w:uiPriority w:val="30"/>
-    <w:rsid w:val="004E791C"/>
+    <w:rsid w:val="00C952D3"/>
     <w:rPr>
       <w:i/>
       <w:iCs/>
@@ -1252,7 +1432,7 @@
     <w:basedOn w:val="a0"/>
     <w:uiPriority w:val="32"/>
     <w:qFormat/>
-    <w:rsid w:val="004E791C"/>
+    <w:rsid w:val="00C952D3"/>
     <w:rPr>
       <w:b/>
       <w:bCs/>
@@ -1260,6 +1440,50 @@
       <w:color w:val="2F5496" w:themeColor="accent1" w:themeShade="BF"/>
       <w:spacing w:val="5"/>
     </w:rPr>
+  </w:style>
+  <w:style w:type="paragraph" w:styleId="ae">
+    <w:name w:val="header"/>
+    <w:basedOn w:val="a"/>
+    <w:link w:val="af"/>
+    <w:uiPriority w:val="99"/>
+    <w:unhideWhenUsed/>
+    <w:rsid w:val="00C55888"/>
+    <w:pPr>
+      <w:tabs>
+        <w:tab w:val="center" w:pos="4153"/>
+        <w:tab w:val="right" w:pos="8306"/>
+      </w:tabs>
+      <w:snapToGrid w:val="0"/>
+    </w:pPr>
+  </w:style>
+  <w:style w:type="character" w:customStyle="1" w:styleId="af">
+    <w:name w:val="页眉 字符"/>
+    <w:basedOn w:val="a0"/>
+    <w:link w:val="ae"/>
+    <w:uiPriority w:val="99"/>
+    <w:rsid w:val="00C55888"/>
+  </w:style>
+  <w:style w:type="paragraph" w:styleId="af0">
+    <w:name w:val="footer"/>
+    <w:basedOn w:val="a"/>
+    <w:link w:val="af1"/>
+    <w:uiPriority w:val="99"/>
+    <w:unhideWhenUsed/>
+    <w:rsid w:val="00C55888"/>
+    <w:pPr>
+      <w:tabs>
+        <w:tab w:val="center" w:pos="4153"/>
+        <w:tab w:val="right" w:pos="8306"/>
+      </w:tabs>
+      <w:snapToGrid w:val="0"/>
+    </w:pPr>
+  </w:style>
+  <w:style w:type="character" w:customStyle="1" w:styleId="af1">
+    <w:name w:val="页脚 字符"/>
+    <w:basedOn w:val="a0"/>
+    <w:link w:val="af0"/>
+    <w:uiPriority w:val="99"/>
+    <w:rsid w:val="00C55888"/>
   </w:style>
 </w:styles>
 </file>

--- a/14种扫雷变体/O.docx
+++ b/14种扫雷变体/O.docx
@@ -296,7 +296,6 @@
           <w:numId w:val="1"/>
         </w:numPr>
         <w:rPr>
-          <w:rFonts w:hint="eastAsia"/>
           <w:lang w:eastAsia="zh-CN"/>
         </w:rPr>
       </w:pPr>
@@ -334,12 +333,12 @@
       <w:pPr>
         <w:pStyle w:val="a9"/>
         <w:rPr>
-          <w:rFonts w:hint="eastAsia"/>
-          <w:lang w:eastAsia="zh-CN"/>
-        </w:rPr>
-      </w:pPr>
-      <w:r>
-        <w:rPr>
+          <w:lang w:eastAsia="zh-CN"/>
+        </w:rPr>
+      </w:pPr>
+      <w:r>
+        <w:rPr>
+          <w:noProof/>
           <w:lang w:eastAsia="zh-CN"/>
         </w:rPr>
         <w:lastRenderedPageBreak/>
@@ -383,7 +382,102 @@
     <w:p>
       <w:pPr>
         <w:pStyle w:val="a9"/>
-      </w:pPr>
+        <w:rPr>
+          <w:lang w:eastAsia="zh-CN"/>
+        </w:rPr>
+      </w:pPr>
+    </w:p>
+    <w:p>
+      <w:pPr>
+        <w:pStyle w:val="a9"/>
+        <w:numPr>
+          <w:ilvl w:val="0"/>
+          <w:numId w:val="1"/>
+        </w:numPr>
+        <w:rPr>
+          <w:lang w:eastAsia="zh-CN"/>
+        </w:rPr>
+      </w:pPr>
+      <w:r>
+        <w:rPr>
+          <w:rFonts w:hint="eastAsia"/>
+          <w:lang w:eastAsia="zh-CN"/>
+        </w:rPr>
+        <w:t>假设雷时找一个周围有数字的格子，这样容易被围住</w:t>
+      </w:r>
+    </w:p>
+    <w:p>
+      <w:pPr>
+        <w:pStyle w:val="a9"/>
+        <w:rPr>
+          <w:rFonts w:hint="eastAsia"/>
+          <w:lang w:eastAsia="zh-CN"/>
+        </w:rPr>
+      </w:pPr>
+      <w:r>
+        <w:rPr>
+          <w:rFonts w:hint="eastAsia"/>
+          <w:lang w:eastAsia="zh-CN"/>
+        </w:rPr>
+        <w:t xml:space="preserve">e.g. </w:t>
+      </w:r>
+      <w:r>
+        <w:rPr>
+          <w:rFonts w:hint="eastAsia"/>
+          <w:lang w:eastAsia="zh-CN"/>
+        </w:rPr>
+        <w:t>下图中，先假设雷，由此推出还有一个必然在下面那三格中</w:t>
+      </w:r>
+    </w:p>
+    <w:p>
+      <w:pPr>
+        <w:pStyle w:val="a9"/>
+        <w:rPr>
+          <w:rFonts w:hint="eastAsia"/>
+          <w:lang w:eastAsia="zh-CN"/>
+        </w:rPr>
+      </w:pPr>
+      <w:r>
+        <w:rPr>
+          <w:lang w:eastAsia="zh-CN"/>
+        </w:rPr>
+        <w:lastRenderedPageBreak/>
+        <w:drawing>
+          <wp:inline distT="0" distB="0" distL="0" distR="0" wp14:anchorId="3B1FEB1A" wp14:editId="53A04CD1">
+            <wp:extent cx="4880059" cy="4160330"/>
+            <wp:effectExtent l="0" t="0" r="0" b="0"/>
+            <wp:docPr id="2011746335" name="图片 1"/>
+            <wp:cNvGraphicFramePr>
+              <a:graphicFrameLocks xmlns:a="http://schemas.openxmlformats.org/drawingml/2006/main" noChangeAspect="1"/>
+            </wp:cNvGraphicFramePr>
+            <a:graphic xmlns:a="http://schemas.openxmlformats.org/drawingml/2006/main">
+              <a:graphicData uri="http://schemas.openxmlformats.org/drawingml/2006/picture">
+                <pic:pic xmlns:pic="http://schemas.openxmlformats.org/drawingml/2006/picture">
+                  <pic:nvPicPr>
+                    <pic:cNvPr id="2011746335" name=""/>
+                    <pic:cNvPicPr/>
+                  </pic:nvPicPr>
+                  <pic:blipFill>
+                    <a:blip r:embed="rId10"/>
+                    <a:stretch>
+                      <a:fillRect/>
+                    </a:stretch>
+                  </pic:blipFill>
+                  <pic:spPr>
+                    <a:xfrm>
+                      <a:off x="0" y="0"/>
+                      <a:ext cx="4886191" cy="4165558"/>
+                    </a:xfrm>
+                    <a:prstGeom prst="rect">
+                      <a:avLst/>
+                    </a:prstGeom>
+                  </pic:spPr>
+                </pic:pic>
+              </a:graphicData>
+            </a:graphic>
+          </wp:inline>
+        </w:drawing>
+      </w:r>
     </w:p>
     <w:sectPr>
       <w:pgSz w:w="11906" w:h="16838"/>
